--- a/중국어_대화문/9부_docx/9부_11화_3기를_준비하자.docx
+++ b/중국어_대화문/9부_docx/9부_11화_3기를_준비하자.docx
@@ -18,7 +18,7 @@
         <w:t>등장인물:</w:t>
       </w:r>
       <w:r>
-        <w:t xml:space="preserve"> 선즈위안 沈知远(54세, 중앙위원회 총서기) / 청시 程曦(38세, 후계 후보·총서기 판공청 근무) / 녜추 聂秋(67세, 총서기 판공청 주임) / 리위퉁 李雨桐(47세, 총서기 판공실 참모) / 웨이창펑 魏长风(67세, 정치국원) / 사오톄쥔 邵铁军(66세, 중앙국가안전위원회 판공실 주임, 열석) / 량페이전 梁佩珍(67세, 정치국원·독립 감독) / 장리췬 蒋立群(60대 후반, 정치국원·회의 사회) / 런수이 任澍(40세 안팎, 정치국 회의 기록원) / 간화이구 甘怀谷(99세, 은퇴한 개혁파 원로 간부) / 간호사 护士(30대, 창촨 간부휴양소 의무동)</w:t>
+        <w:t xml:space="preserve"> 선즈위안 沈知远(54세, 중앙위원회 총서기) / 청시 程曦(40세, 후계 후보·총서기 판공청 근무) / 녜추 聂秋(67세, 총서기 판공청 주임) / 리위퉁 李雨桐(49세, 총서기 판공실 참모) / 웨이창펑 魏长风(68세, 정치국원) / 사오톄쥔 邵铁军(66세, 중앙국가안전위원회 판공실 주임, 열석) / 량페이전 梁佩珍(69세, 정치국원·독립 감독) / 장리췬 蒋立群(60대 후반, 정치국원·회의 사회) / 런수이 任澍(40세 안팎, 정치국 회의 기록원) / 간화이구 甘怀谷(100세, 은퇴한 개혁파 원로 간부) / 간호사 护士(30대, 창촨 간부휴양소 의무동)</w:t>
       </w:r>
     </w:p>
     <w:p>
@@ -285,12 +285,12 @@
         <w:pStyle w:val="Heading2"/>
       </w:pPr>
       <w:r>
-        <w:t>장면 2 — 4월 16일(화) 오후 2시, 西郊会堂 小会议室 — 联名三人</w:t>
+        <w:t>장면 2 — 4월 16일(화) 오후 2시, 北楼 二层 政治局会议室 — 联名三人</w:t>
       </w:r>
     </w:p>
     <w:p>
       <w:r>
-        <w:t>(二〇四一年四月十六日，星期二，下午两点。西郊会堂小会议室，政治局例会。二十五把椅子，每人面前三色小方块，总书记的位置没有键。魏长风膝上横着钢尺，手边是一份装订好的联名质询书。邵铁军坐在靠墙的列席位，膝头一本黑色笔记本，合着。任澍坐在蒋立群侧后，记录本摊开。)</w:t>
+        <w:t>(二〇四一年四月十六日，星期二，下午两点。北楼二层政治局会议室，政治局例会。二十五把椅子，每人面前三色小方块，总书记的位置没有键。魏长风膝上横着钢尺，手边是一份装订好的联名质询书。邵铁军坐在靠墙的列席位，膝头一本黑色笔记本，合着。任澍坐在蒋立群侧后，记录本摊开。)</w:t>
       </w:r>
     </w:p>
     <w:p>
@@ -448,7 +448,7 @@
         <w:t>邵铁军:</w:t>
       </w:r>
       <w:r>
-        <w:t xml:space="preserve"> 魏委员，桥是您自己说的。去年十月十二号，您那四行字：“尺子放在桌上，比握在手里准。”尺子放在桌上，我就不能再靠着它走路。我对您，只有敬意。</w:t>
+        <w:t xml:space="preserve"> 魏委员，桥是您自己说的。二〇三七年十月十二号，您那四行字：“尺子放在桌上，比握在手里准。”尺子放在桌上，我就不能再靠着它走路。我对您，只有敬意。</w:t>
       </w:r>
     </w:p>
     <w:p>
@@ -554,7 +554,7 @@
         <w:t>魏长风:</w:t>
       </w:r>
       <w:r>
-        <w:t xml:space="preserve"> 这就是邵铁军。他不递条子，不打招呼，只让同一份表出现在不同的桌子上。（拧开军用水壶，又拧上）他是放长线的人。我是他十几年里最粗的一根线，现在他收线了。</w:t>
+        <w:t xml:space="preserve"> 这就是邵铁军。他不递条子，不打招呼，只让同一份表出现在不同的桌子上。（拧开军用水壶，又拧上）他是放长线的人。我是他十一年里最粗的一根线，现在他收线了。</w:t>
       </w:r>
     </w:p>
     <w:p>
@@ -598,7 +598,7 @@
         <w:t>魏长风:</w:t>
       </w:r>
       <w:r>
-        <w:t xml:space="preserve"> 不是为您。（看了梁佩珍一眼）我六十七岁了，输过一回，一把尺子量了十一年。规矩这东西，今天为您歇，明天为他歇，后天我这把尺子就是摆设。我是替尺子来的。</w:t>
+        <w:t xml:space="preserve"> 不是为您。（看了梁佩珍一眼）我六十八岁了，输过一回，一把尺子量了十一年。规矩这东西，今天为您歇，明天为他歇，后天我这把尺子就是摆设。我是替尺子来的。</w:t>
       </w:r>
     </w:p>
     <w:p>
@@ -929,7 +929,7 @@
         <w:t>程曦:</w:t>
       </w:r>
       <w:r>
-        <w:t xml:space="preserve"> 总书记，茶水间有人说，程曦是个好名字，还没有一个好年纪。我不气，他们说对了一半。我三十八岁，回来四个多月，云岭那条路才修了一半。我怕的是另一半。</w:t>
+        <w:t xml:space="preserve"> 总书记，茶水间有人说，程曦是个好名字，还没有一个好年纪。我不气，他们说对了一半。我四十岁，回来四个多月，云岭那条路才修了一半。我怕的是另一半。</w:t>
       </w:r>
     </w:p>
     <w:p>
@@ -1118,7 +1118,7 @@
         <w:t>邵铁军:</w:t>
       </w:r>
       <w:r>
-        <w:t xml:space="preserve"> 见过就好。总书记，后继的事，我也直说。程曦同志回办公厅五个月，十六票对七票，我敬她。可是政治局二十四个人，有八个没有投她。傅景明的不服书，写了六个字，“一个家里的事”。她今年三十八岁。</w:t>
+        <w:t xml:space="preserve"> 见过就好。总书记，后继的事，我也直说。程曦同志回办公厅五个月，十六票对六票，我敬她。可是政治局二十四个人，有八个没有投她。傅景明的不服书，写了六个字，“一个家里的事”。她今年四十岁。</w:t>
       </w:r>
     </w:p>
     <w:p>
@@ -2204,7 +2204,7 @@
     </w:p>
     <w:p>
       <w:r>
-        <w:t>(夜里十一点四十，雷声在很远的地方滚过，没有雨。办公室只亮着台灯，水文站的橙色预警单压在摘要上。沈知远拉开最下面的抽屉，那叠用旧牛皮纸绳扎着的信躺在最里面，上面压着那只左边缺口的白瓷茶碗。卡片上，铅笔字没有变：“已寄：〇。未寄：四十。废稿：十六页。”)</w:t>
+        <w:t>(夜里十一点四十，雷声在很远的地方滚过，没有雨。办公室只亮着台灯，水文站的橙色预警单压在摘要上。沈知远拉开最下面的抽屉，那叠用旧牛皮纸绳扎着的信躺在最里面，上面压着那只左边缺口的白瓷茶碗。卡片上，铅笔字没有变：“已寄：〇。未寄：四十。废稿：十七页。”)</w:t>
       </w:r>
     </w:p>
     <w:p>
